--- a/SAJE_292892_revision/build_r5/03_Manuscript_Revised_Clean.docx
+++ b/SAJE_292892_revision/build_r5/03_Manuscript_Revised_Clean.docx
@@ -429,7 +429,7 @@
       </w:pPr>
       <w:r>
         <w:rPr/>
-        <w:t>The data combine the annual LSEG ESG score (LSEG, 2025), not the controversy-adjusted combined score, with accounting and market data from Compustat Global (S&amp;P Global Market Intelligence, 2025) for 3,709 listed firms, each with a row for every year from 2014 to 2024; rows before a firm lists carry no data. Every firm in the extract has data in 2024, so the sample conditions on survival to 2024, and without delisting data we cannot sign the resulting bias. Dropping financial firms leaves 3,423 firms. A firm's first recorded score year, g, is its first fiscal year with an LSEG ESG score, and its base year is g − 1. Only 17 of the 675 scored firms have a later year without a score, so we treat coverage as permanent. Excluding the 135 firms scored in 2014, which have no pre-coverage year, leaves 3,288 firms with 32,521 listed firm-years (3,647 rows precede listing): 675 firms first scored between 2015 and 2024 (59.9% of them Malaysian) and 2,613 never-scored firms, which form the comparison group. The source data contain no MTB ratio at or below zero, so firm-years with negative book equity appear as missing; log MTB ratios are missing for 18.5% of never-scored and 9.0% of scored listed firm-years.</w:t>
+        <w:t>The data combine the annual LSEG ESG score (LSEG, 2025), not the controversy-adjusted combined score, with accounting and market data from Compustat Global (S&amp;P Global Market Intelligence, 2025) for 3,709 listed firms, each with a row for every year from 2014 to 2024; rows before a firm lists carry no data. Every firm in the extract has data in 2024, so the sample conditions on survival to 2024, and without delisting data we cannot sign the resulting bias. Dropping financial firms leaves 3,423 firms. A firm's first recorded score year, g, is its first fiscal year with an LSEG ESG score, and its base year is g − 1. Only 17 of the 675 scored firms have a later year without a score, so we treat coverage as permanent. Excluding the 135 firms scored in 2014, which have no pre-coverage year, leaves 3,288 firms with 32,521 listed firm-years (3,647 rows precede listing): 675 firms first scored between 2015 and 2024 (59.9% of them Malaysian) and 2,613 never-scored firms, which form the comparison group; Tables S2 and S3 of the supplementary material give the firm-years and firms behind each estimate. The source data contain no MTB ratio at or below zero, so firm-years with negative book equity appear as missing; log MTB ratios are missing for 18.5% of never-scored and 9.0% of scored listed firm-years.</w:t>
       </w:r>
     </w:p>
     <w:p>
@@ -8299,7 +8299,7 @@
                 <w:b/>
                 <w:sz w:val="18"/>
               </w:rPr>
-              <w:t>(6) One year later, all firms (R10)</w:t>
+              <w:t>(6) One year later, all firms</w:t>
             </w:r>
           </w:p>
         </w:tc>
@@ -12726,7 +12726,7 @@
       </w:pPr>
       <w:r>
         <w:rPr/>
-        <w:t>The clearest result is an ordering of events: firms entered the scored universe after their MTB ratio and market capitalization had grown faster than those of never-scored firms, and their MTB ratio stopped gaining afterward. The provider may have added firms once they were large and visible enough to matter to its clients, or firms may have become scoreable by reporting, which mandatory disclosure rules make more likely (Krueger et al., 2024), by joining an index, or by issuing equity; the fall in leverage toward the base year fits equity issuance. This ordering does not rest on parallel trends or on the dating of publication, although its size depends on conditioning on base-year size: without covariates, the MTB run-up is 6.6% (pre-trend p = 0.028). Whether coverage then changed valuations depends on the counterfactual trend (Rambachan &amp; Roth, 2023; Roth, 2022): with parallel paths, the data show no detected effect (95% interval −0.046 to 0.048 in log MTB); with a continued run-up, coverage lowered valuations; with a partly transitory run-up, a positive effect could have offset a reversal. With annual data, a provider that chooses whom to score, and recorded scores that may precede publication, a valuation effect of coverage cannot be reliably identified without additional assumptions.</w:t>
+        <w:t>The clearest result is an ordering of events: firms entered the scored universe after their MTB ratio and market capitalization had grown faster than those of never-scored firms, and their MTB ratio stopped gaining afterward. The provider may have added firms once they were large and visible enough to matter to its clients, consistent with its higher scores for larger firms (Dobrick et al., 2023; Drempetic et al., 2020), or firms may have become scoreable by reporting, which mandatory disclosure rules make more likely (Krueger et al., 2024), by joining an index, or by issuing equity; the fall in leverage toward the base year fits equity issuance. This ordering does not rest on parallel trends or on the dating of publication, although its size depends on conditioning on base-year size: without covariates, the MTB run-up is 6.6% (pre-trend p = 0.028). Whether coverage then changed valuations depends on the counterfactual trend (Rambachan &amp; Roth, 2023; Roth, 2022): with parallel paths, the data show no detected effect (95% interval −0.046 to 0.048 in log MTB); with a continued run-up, coverage lowered valuations; with a partly transitory run-up, a positive effect could have offset a reversal. With annual data, a provider that chooses whom to score, and recorded scores that may precede publication, a valuation effect of coverage cannot be reliably identified without additional assumptions.</w:t>
       </w:r>
     </w:p>
     <w:p>
@@ -12737,7 +12737,7 @@
       </w:pPr>
       <w:r>
         <w:rPr/>
-        <w:t>The absence of a detected gain fits the evidence on certification by sustainability indices (Durand et al., 2019; Hawn et al., 2018) and contrasts with the price effects of MSCI rating changes (Berg, Heeb, et al., 2022; Shanaev &amp; Ghimire, 2022). U.S. ESG fund holdings respond to MSCI ratings, not to those of other providers (Berg, Heeb, et al., 2022); ratings that investors see directly, such as Morningstar's fund sustainability ratings, redirect flows (Hartzmark &amp; Sussman, 2019); and because providers disagree about the same firm and the disagreement is priced (Avramov et al., 2022; Christensen et al., 2022; Gibson Brandon et al., 2021), entry into one provider's coverage need not change how investors who rely on other ratings value a firm. Scored firms were also large and visible before coverage, which leaves less room for recognition (Merton, 1987). Unlike U.S. evidence that coverage changes firm conduct and payout (Bikmetova &amp; Pirinsky, 2026; Tsang et al., 2024, 2025), we find no change in leverage and a total-assets increase that loses significance after Holm adjustment. The run-up fits evidence that realized green returns reflect unexpected shifts in ESG demand (Pástor et al., 2022), but without ownership data we cannot tell whether ESG investors bought these firms before or after coverage; since ownership shapes corporate social responsibility performance in the region (Nguyen, 2025) and Thai institutional, foreign, and retail investors trade on different horizons (Sudsawasd &amp; Sakdapat, 2026), ownership and trading data by investor group are the natural next step.</w:t>
+        <w:t>The absence of a detected gain fits the evidence on certification by sustainability indices (Durand et al., 2019; Hawn et al., 2018) and contrasts with the price effects of MSCI rating changes (Berg, Heeb, et al., 2022; Shanaev &amp; Ghimire, 2022). U.S. ESG fund holdings respond to MSCI ratings, not to those of other providers (Berg, Heeb, et al., 2022); ratings that investors see directly, such as Morningstar's fund sustainability ratings, redirect flows (Hartzmark &amp; Sussman, 2019); and because providers disagree about the same firm and the disagreement is priced (Avramov et al., 2022; Berg, Kölbel, et al., 2022; Christensen et al., 2022; Gibson Brandon et al., 2021), entry into one provider's coverage need not change how investors who rely on other ratings value a firm. Scored firms were also large and visible before coverage, which leaves less room for recognition (Merton, 1987). Unlike U.S. evidence that coverage changes firm conduct and payout (Bikmetova &amp; Pirinsky, 2026; Tsang et al., 2024, 2025), we find no detected change in leverage (0.8 percentage points, Holm p = 0.134) and a total-assets increase that loses significance after Holm adjustment. The run-up fits evidence that realized green returns reflect unexpected shifts in ESG demand (Pástor et al., 2022), but without ownership data we cannot tell whether ESG investors bought these firms before or after coverage; since ownership shapes corporate social responsibility performance in the region (Nguyen, 2025) and Thai institutional, foreign, and retail investors trade on different horizons (Sudsawasd &amp; Sakdapat, 2026), ownership and trading data by investor group are the natural next step.</w:t>
       </w:r>
     </w:p>
     <w:p>
@@ -12748,7 +12748,7 @@
       </w:pPr>
       <w:r>
         <w:rPr/>
-        <w:t>For researchers, comparisons of scored and unscored firms, static TWFE estimates, and backtests built on the first recorded score can attribute selection to the score (Berg et al., 2020; Sahin et al., 2023), so studies of ESG ratings in Southeast Asia should model when firms enter coverage and record the download date of their rating data. For providers, publishing the date on which each firm's coverage began, with the vintages of revised scores, would separate what was known from what was filled in later. For investors, a portfolio screened on ESG scores in these markets holds firms that, on average, entered coverage after outgrowing their peers. For exchanges and regulators, broad expansions such as the Malaysian wave appear to select less on prior growth, and we detect no MTB gain within them (95% interval −0.053 to 0.091); arguments for expanding coverage should therefore rest on grounds other than an expected rise in issuer valuations.</w:t>
+        <w:t>For researchers, comparisons of scored and unscored firms, static TWFE estimates, and backtests built on the first recorded score can attribute selection to the score (Berg et al., 2020; Sahin et al., 2023), so studies of ESG ratings in Southeast Asia should model when firms enter coverage and record the download date of their rating data. For providers, publishing the date on which each firm's coverage began, with the vintages of revised scores, would separate what was known from what was filled in later. For investors, a portfolio screened on ESG scores in these markets holds firms that, on average, entered coverage after outgrowing their peers. For exchanges and regulators, broad expansions such as the Malaysian wave appear to select less on prior growth, and we detect no MTB gain within them, although the interval (−0.053 to 0.091) admits gains larger than the pooled upper bound; arguments for expanding coverage should therefore rest on grounds other than an expected rise in issuer valuations.</w:t>
       </w:r>
     </w:p>
     <w:p>
